--- a/07_SCI_TUST/Chapter06_結論/Reference/文獻掛載.docx
+++ b/07_SCI_TUST/Chapter06_結論/Reference/文獻掛載.docx
@@ -7,9 +7,9 @@
         <w:rPr>
           <w:rFonts w:ascii="Times New Roman" w:hAnsi="Times New Roman" w:eastAsia="標楷體"/>
           <w:b/>
-          <w:sz w:val="32"/>
+          <w:sz w:val="30"/>
         </w:rPr>
-        <w:t>結論——Reference 掛載</w:t>
+        <w:t>結論文獻掛載</w:t>
       </w:r>
     </w:p>
     <w:p>
@@ -17,9 +17,9 @@
         <w:rPr>
           <w:rFonts w:ascii="Times New Roman" w:hAnsi="Times New Roman" w:eastAsia="標楷體"/>
           <w:b w:val="0"/>
-          <w:sz w:val="24"/>
+          <w:sz w:val="23"/>
         </w:rPr>
-        <w:t>無文獻。</w:t>
+        <w:t>無文獻（規則）。</w:t>
       </w:r>
     </w:p>
     <w:sectPr>
